--- a/Carta_Modelo_Personal_FIRMADA_ETC88.docx
+++ b/Carta_Modelo_Personal_FIRMADA_ETC88.docx
@@ -197,7 +197,7 @@
       <w:r>
         <w:drawing>
           <wp:inline xmlns:a="http://schemas.openxmlformats.org/drawingml/2006/main" xmlns:pic="http://schemas.openxmlformats.org/drawingml/2006/picture">
-            <wp:extent cx="5669280" cy="1556475"/>
+            <wp:extent cx="5669280" cy="1866138"/>
             <wp:docPr id="2" name="Picture 2"/>
             <wp:cNvGraphicFramePr>
               <a:graphicFrameLocks noChangeAspect="1"/>
@@ -218,7 +218,7 @@
                   <pic:spPr>
                     <a:xfrm>
                       <a:off x="0" y="0"/>
-                      <a:ext cx="5669280" cy="1556475"/>
+                      <a:ext cx="5669280" cy="1866138"/>
                     </a:xfrm>
                     <a:prstGeom prst="rect"/>
                   </pic:spPr>

--- a/Carta_Modelo_Personal_FIRMADA_ETC88.docx
+++ b/Carta_Modelo_Personal_FIRMADA_ETC88.docx
@@ -197,7 +197,7 @@
       <w:r>
         <w:drawing>
           <wp:inline xmlns:a="http://schemas.openxmlformats.org/drawingml/2006/main" xmlns:pic="http://schemas.openxmlformats.org/drawingml/2006/picture">
-            <wp:extent cx="5669280" cy="1866138"/>
+            <wp:extent cx="5669280" cy="1960626"/>
             <wp:docPr id="2" name="Picture 2"/>
             <wp:cNvGraphicFramePr>
               <a:graphicFrameLocks noChangeAspect="1"/>
@@ -218,7 +218,7 @@
                   <pic:spPr>
                     <a:xfrm>
                       <a:off x="0" y="0"/>
-                      <a:ext cx="5669280" cy="1866138"/>
+                      <a:ext cx="5669280" cy="1960626"/>
                     </a:xfrm>
                     <a:prstGeom prst="rect"/>
                   </pic:spPr>

--- a/Carta_Modelo_Personal_FIRMADA_ETC88.docx
+++ b/Carta_Modelo_Personal_FIRMADA_ETC88.docx
@@ -180,7 +180,7 @@
           <w:b w:val="0"/>
           <w:i w:val="0"/>
         </w:rPr>
-        <w:t>Puedes hacerlo por transferencia [cuenta — POR DEFINIR]. Con gusto te emitimos una constancia y te incluimos en nuestra cadena de oración y en la Misa de clausura.</w:t>
+        <w:t>Puedes hacerlo por transferencia [cuenta — POR DEFINIR].</w:t>
       </w:r>
     </w:p>
     <w:p>
